--- a/templates/laporan-harian-intelijen.docx
+++ b/templates/laporan-harian-intelijen.docx
@@ -278,79 +278,9 @@
           <w:bCs/>
           <w:sz w:val="28"/>
           <w:szCs w:val="28"/>
-        </w:rPr>
-      </w:pPr>
-      <w:r>
-        <w:rPr>
-          <w:rFonts w:ascii="Arial Narrow" w:hAnsi="Arial Narrow"/>
-          <w:b/>
-          <w:bCs/>
-          <w:noProof/>
-          <w:sz w:val="28"/>
-          <w:szCs w:val="28"/>
-        </w:rPr>
-        <mc:AlternateContent>
-          <mc:Choice Requires="wps">
-            <w:drawing>
-              <wp:anchor distT="0" distB="0" distL="114300" distR="114300" simplePos="0" relativeHeight="251660288" behindDoc="0" locked="0" layoutInCell="1" allowOverlap="1" wp14:anchorId="05C1E318" wp14:editId="79FAAEAE">
-                <wp:simplePos x="0" y="0"/>
-                <wp:positionH relativeFrom="column">
-                  <wp:posOffset>1917065</wp:posOffset>
-                </wp:positionH>
-                <wp:positionV relativeFrom="paragraph">
-                  <wp:posOffset>203835</wp:posOffset>
-                </wp:positionV>
-                <wp:extent cx="2267585" cy="0"/>
-                <wp:effectExtent l="0" t="0" r="0" b="0"/>
-                <wp:wrapNone/>
-                <wp:docPr id="1123530007" name="Straight Connector 3"/>
-                <wp:cNvGraphicFramePr/>
-                <a:graphic xmlns:a="http://schemas.openxmlformats.org/drawingml/2006/main">
-                  <a:graphicData uri="http://schemas.microsoft.com/office/word/2010/wordprocessingShape">
-                    <wps:wsp>
-                      <wps:cNvCnPr/>
-                      <wps:spPr>
-                        <a:xfrm>
-                          <a:off x="0" y="0"/>
-                          <a:ext cx="2267585" cy="0"/>
-                        </a:xfrm>
-                        <a:prstGeom prst="line">
-                          <a:avLst/>
-                        </a:prstGeom>
-                      </wps:spPr>
-                      <wps:style>
-                        <a:lnRef idx="3">
-                          <a:schemeClr val="dk1"/>
-                        </a:lnRef>
-                        <a:fillRef idx="0">
-                          <a:schemeClr val="dk1"/>
-                        </a:fillRef>
-                        <a:effectRef idx="2">
-                          <a:schemeClr val="dk1"/>
-                        </a:effectRef>
-                        <a:fontRef idx="minor">
-                          <a:schemeClr val="tx1"/>
-                        </a:fontRef>
-                      </wps:style>
-                      <wps:bodyPr/>
-                    </wps:wsp>
-                  </a:graphicData>
-                </a:graphic>
-                <wp14:sizeRelH relativeFrom="margin">
-                  <wp14:pctWidth>0</wp14:pctWidth>
-                </wp14:sizeRelH>
-              </wp:anchor>
-            </w:drawing>
-          </mc:Choice>
-          <mc:Fallback xmlns:w16du="http://schemas.microsoft.com/office/word/2023/wordml/word16du" xmlns:w16sdtfl="http://schemas.microsoft.com/office/word/2024/wordml/sdtformatlock">
-            <w:pict>
-              <v:line w14:anchorId="1E357BE8" id="Straight Connector 3" o:spid="_x0000_s1026" style="position:absolute;z-index:251660288;visibility:visible;mso-wrap-style:square;mso-width-percent:0;mso-wrap-distance-left:9pt;mso-wrap-distance-top:0;mso-wrap-distance-right:9pt;mso-wrap-distance-bottom:0;mso-position-horizontal:absolute;mso-position-horizontal-relative:text;mso-position-vertical:absolute;mso-position-vertical-relative:text;mso-width-percent:0;mso-width-relative:margin" from="150.95pt,16.05pt" to="329.5pt,16.05pt" o:gfxdata="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" strokecolor="black [3200]" strokeweight="1.5pt">
-                <v:stroke joinstyle="miter"/>
-              </v:line>
-            </w:pict>
-          </mc:Fallback>
-        </mc:AlternateContent>
-      </w:r>
+          <w:u w:val="single"/>
+        </w:rPr>
+      </w:pPr>
       <w:r>
         <w:rPr>
           <w:rFonts w:ascii="Arial Narrow" w:hAnsi="Arial Narrow"/>
@@ -358,6 +288,7 @@
           <w:bCs/>
           <w:sz w:val="28"/>
           <w:szCs w:val="28"/>
+          <w:u w:val="single"/>
         </w:rPr>
         <w:t>LAPORAN HARIAN</w:t>
       </w:r>
@@ -368,6 +299,7 @@
           <w:bCs/>
           <w:sz w:val="28"/>
           <w:szCs w:val="28"/>
+          <w:u w:val="single"/>
         </w:rPr>
         <w:t xml:space="preserve"> INTELIJEN</w:t>
       </w:r>
